--- a/docx_chapters/06_AAA - Finding_a_Hike.docx
+++ b/docx_chapters/06_AAA - Finding_a_Hike.docx
@@ -45,6 +45,18 @@
       </w:pPr>
       <w:r>
         <w:t xml:space="preserve">rocky-trail.jpg</w:t>
+      </w:r>
+    </w:p>
+    <w:p>
+      <w:pPr>
+        <w:pStyle w:val="Compact"/>
+        <w:numPr>
+          <w:ilvl w:val="0"/>
+          <w:numId w:val="1001"/>
+        </w:numPr>
+      </w:pPr>
+      <w:r>
+        <w:t xml:space="preserve">kids-walking-abrams.jpeg</w:t>
       </w:r>
     </w:p>
     <w:p>
